--- a/deliverables/SPRINT_V4-V9/NEW_V8_FORMER_V28_Sprint_Production_Package/08_QA/Package_QA_Report.docx
+++ b/deliverables/SPRINT_V4-V9/NEW_V8_FORMER_V28_Sprint_Production_Package/08_QA/Package_QA_Report.docx
@@ -106,7 +106,7 @@
         <w:rPr>
           <w:sz w:val="21"/>
         </w:rPr>
-        <w:t>Sunday, September 13, 2026 | 8:00 PM CT</w:t>
+        <w:t>Sunday, September 13, 2026 | 8:44 PM CT</w:t>
       </w:r>
     </w:p>
     <w:p>
@@ -125,7 +125,7 @@
         <w:rPr>
           <w:sz w:val="21"/>
         </w:rPr>
-        <w:t>39</w:t>
+        <w:t>40</w:t>
       </w:r>
     </w:p>
     <w:p>
@@ -144,7 +144,7 @@
         <w:rPr>
           <w:sz w:val="21"/>
         </w:rPr>
-        <w:t>39</w:t>
+        <w:t>40</w:t>
       </w:r>
     </w:p>
     <w:p>
@@ -182,7 +182,7 @@
         <w:rPr>
           <w:sz w:val="21"/>
         </w:rPr>
-        <w:t>730</w:t>
+        <w:t>732</w:t>
       </w:r>
     </w:p>
     <w:p>
@@ -201,7 +201,7 @@
         <w:rPr>
           <w:sz w:val="21"/>
         </w:rPr>
-        <w:t>730 words, identical and in order</w:t>
+        <w:t>732 words, identical and in order</w:t>
       </w:r>
     </w:p>
     <w:p>
@@ -456,7 +456,7 @@
                 <w:i w:val="0"/>
                 <w:sz w:val="16"/>
               </w:rPr>
-              <w:t>aa4e3846517ab590ac91011f3b31e0967a425470cee6546f54169423036c1128</w:t>
+              <w:t>20da1bfd3c1cc8134a6acfc3b10628294455044bbd7bc6662916f9c5dcc51066</w:t>
             </w:r>
           </w:p>
         </w:tc>
@@ -515,7 +515,7 @@
                 <w:i w:val="0"/>
                 <w:sz w:val="16"/>
               </w:rPr>
-              <w:t>47484e7f2d170c51e7a2fb5216ca65cdbc4283ce693d821b1252fa3882fedf96</w:t>
+              <w:t>0b0c4b1bb0302328c98947dc721f487d9f33b463fd1fe63f623c755b382fd56c</w:t>
             </w:r>
           </w:p>
         </w:tc>
@@ -574,7 +574,7 @@
                 <w:i w:val="0"/>
                 <w:sz w:val="16"/>
               </w:rPr>
-              <w:t>730 words, identical and in order</w:t>
+              <w:t>732 words, identical and in order</w:t>
             </w:r>
           </w:p>
         </w:tc>
@@ -633,7 +633,7 @@
                 <w:i w:val="0"/>
                 <w:sz w:val="16"/>
               </w:rPr>
-              <w:t>88 paragraphs, 730 words</w:t>
+              <w:t>88 paragraphs, 732 words</w:t>
             </w:r>
           </w:p>
         </w:tc>
@@ -1459,7 +1459,7 @@
                 <w:i w:val="0"/>
                 <w:sz w:val="16"/>
               </w:rPr>
-              <w:t>21 camera stretches against 12 cues; 650 of 730 spoken words on camera</w:t>
+              <w:t>21 camera stretches against 12 cues; 652 of 732 spoken words on camera</w:t>
             </w:r>
           </w:p>
         </w:tc>
@@ -2601,7 +2601,7 @@
                 <w:i w:val="0"/>
                 <w:sz w:val="16"/>
               </w:rPr>
-              <w:t>Source-language integrity, reported not repaired</w:t>
+              <w:t>No unsupported audience-behavior phrasing remains</w:t>
             </w:r>
           </w:p>
         </w:tc>
@@ -2639,7 +2639,66 @@
                 <w:i w:val="0"/>
                 <w:sz w:val="16"/>
               </w:rPr>
-              <w:t>['This happens because most people treat evidence like something they will collect', 'People wait because collecting evidence can feel self-promotiona</w:t>
+              <w:t>no unsupported audience-behavior claim in this script</w:t>
+            </w:r>
+          </w:p>
+        </w:tc>
+      </w:tr>
+      <w:tr>
+        <w:tc>
+          <w:tcPr>
+            <w:tcW w:type="dxa" w:w="3888"/>
+          </w:tcPr>
+          <w:p>
+            <w:pPr>
+              <w:spacing w:before="60" w:after="60" w:line="264" w:lineRule="auto"/>
+            </w:pPr>
+            <w:r/>
+            <w:r>
+              <w:rPr>
+                <w:b w:val="0"/>
+                <w:i w:val="0"/>
+                <w:sz w:val="16"/>
+              </w:rPr>
+              <w:t>Corrected sentences replaced, nothing else touched</w:t>
+            </w:r>
+          </w:p>
+        </w:tc>
+        <w:tc>
+          <w:tcPr>
+            <w:tcW w:type="dxa" w:w="720"/>
+          </w:tcPr>
+          <w:p>
+            <w:pPr>
+              <w:spacing w:before="60" w:after="60" w:line="264" w:lineRule="auto"/>
+            </w:pPr>
+            <w:r/>
+            <w:r>
+              <w:rPr>
+                <w:b w:val="0"/>
+                <w:i w:val="0"/>
+                <w:sz w:val="16"/>
+              </w:rPr>
+              <w:t>pass</w:t>
+            </w:r>
+          </w:p>
+        </w:tc>
+        <w:tc>
+          <w:tcPr>
+            <w:tcW w:type="dxa" w:w="5040"/>
+          </w:tcPr>
+          <w:p>
+            <w:pPr>
+              <w:spacing w:before="60" w:after="60" w:line="264" w:lineRule="auto"/>
+            </w:pPr>
+            <w:r/>
+            <w:r>
+              <w:rPr>
+                <w:b w:val="0"/>
+                <w:i w:val="0"/>
+                <w:sz w:val="16"/>
+              </w:rPr>
+              <w:t>2 authorized replacements, nothing else</w:t>
             </w:r>
           </w:p>
         </w:tc>

--- a/deliverables/SPRINT_V4-V9/NEW_V8_FORMER_V28_Sprint_Production_Package/08_QA/Package_QA_Report.docx
+++ b/deliverables/SPRINT_V4-V9/NEW_V8_FORMER_V28_Sprint_Production_Package/08_QA/Package_QA_Report.docx
@@ -106,7 +106,7 @@
         <w:rPr>
           <w:sz w:val="21"/>
         </w:rPr>
-        <w:t>Sunday, September 13, 2026 | 8:44 PM CT</w:t>
+        <w:t>Monday, September 14, 2026 | 5:48 AM CT</w:t>
       </w:r>
     </w:p>
     <w:p>
@@ -125,7 +125,7 @@
         <w:rPr>
           <w:sz w:val="21"/>
         </w:rPr>
-        <w:t>40</w:t>
+        <w:t>42</w:t>
       </w:r>
     </w:p>
     <w:p>
@@ -144,7 +144,7 @@
         <w:rPr>
           <w:sz w:val="21"/>
         </w:rPr>
-        <w:t>40</w:t>
+        <w:t>42</w:t>
       </w:r>
     </w:p>
     <w:p>
@@ -2719,6 +2719,124 @@
                 <w:i w:val="0"/>
                 <w:sz w:val="16"/>
               </w:rPr>
+              <w:t>Description is the approved revised copy, verbatim</w:t>
+            </w:r>
+          </w:p>
+        </w:tc>
+        <w:tc>
+          <w:tcPr>
+            <w:tcW w:type="dxa" w:w="720"/>
+          </w:tcPr>
+          <w:p>
+            <w:pPr>
+              <w:spacing w:before="60" w:after="60" w:line="264" w:lineRule="auto"/>
+            </w:pPr>
+            <w:r/>
+            <w:r>
+              <w:rPr>
+                <w:b w:val="0"/>
+                <w:i w:val="0"/>
+                <w:sz w:val="16"/>
+              </w:rPr>
+              <w:t>pass</w:t>
+            </w:r>
+          </w:p>
+        </w:tc>
+        <w:tc>
+          <w:tcPr>
+            <w:tcW w:type="dxa" w:w="5040"/>
+          </w:tcPr>
+          <w:p>
+            <w:pPr>
+              <w:spacing w:before="60" w:after="60" w:line="264" w:lineRule="auto"/>
+            </w:pPr>
+            <w:r/>
+            <w:r>
+              <w:rPr>
+                <w:b w:val="0"/>
+                <w:i w:val="0"/>
+                <w:sz w:val="16"/>
+              </w:rPr>
+              <w:t>17 approved lines, reproduced exactly, with the playlist placeholder left in place</w:t>
+            </w:r>
+          </w:p>
+        </w:tc>
+      </w:tr>
+      <w:tr>
+        <w:tc>
+          <w:tcPr>
+            <w:tcW w:type="dxa" w:w="3888"/>
+          </w:tcPr>
+          <w:p>
+            <w:pPr>
+              <w:spacing w:before="60" w:after="60" w:line="264" w:lineRule="auto"/>
+            </w:pPr>
+            <w:r/>
+            <w:r>
+              <w:rPr>
+                <w:b w:val="0"/>
+                <w:i w:val="0"/>
+                <w:sz w:val="16"/>
+              </w:rPr>
+              <w:t>One relevant resource at most, no stacking</w:t>
+            </w:r>
+          </w:p>
+        </w:tc>
+        <w:tc>
+          <w:tcPr>
+            <w:tcW w:type="dxa" w:w="720"/>
+          </w:tcPr>
+          <w:p>
+            <w:pPr>
+              <w:spacing w:before="60" w:after="60" w:line="264" w:lineRule="auto"/>
+            </w:pPr>
+            <w:r/>
+            <w:r>
+              <w:rPr>
+                <w:b w:val="0"/>
+                <w:i w:val="0"/>
+                <w:sz w:val="16"/>
+              </w:rPr>
+              <w:t>pass</w:t>
+            </w:r>
+          </w:p>
+        </w:tc>
+        <w:tc>
+          <w:tcPr>
+            <w:tcW w:type="dxa" w:w="5040"/>
+          </w:tcPr>
+          <w:p>
+            <w:pPr>
+              <w:spacing w:before="60" w:after="60" w:line="264" w:lineRule="auto"/>
+            </w:pPr>
+            <w:r/>
+            <w:r>
+              <w:rPr>
+                <w:b w:val="0"/>
+                <w:i w:val="0"/>
+                <w:sz w:val="16"/>
+              </w:rPr>
+              <w:t>Keep the Proof, and only that one</w:t>
+            </w:r>
+          </w:p>
+        </w:tc>
+      </w:tr>
+      <w:tr>
+        <w:tc>
+          <w:tcPr>
+            <w:tcW w:type="dxa" w:w="3888"/>
+          </w:tcPr>
+          <w:p>
+            <w:pPr>
+              <w:spacing w:before="60" w:after="60" w:line="264" w:lineRule="auto"/>
+            </w:pPr>
+            <w:r/>
+            <w:r>
+              <w:rPr>
+                <w:b w:val="0"/>
+                <w:i w:val="0"/>
+                <w:sz w:val="16"/>
+              </w:rPr>
               <w:t>No card depicts taking property</w:t>
             </w:r>
           </w:p>
